--- a/students/Agametov A. M/Lab1/ЛР1. УСТАВ И КОНЦЕПЦИЯ ПРОЕКТА.docx
+++ b/students/Agametov A. M/Lab1/ЛР1. УСТАВ И КОНЦЕПЦИЯ ПРОЕКТА.docx
@@ -3128,7 +3128,21 @@
                 <w:i/>
                 <w:sz w:val="20"/>
               </w:rPr>
-              <w:t xml:space="preserve">Дистрибутив ПО «Электронный журнал успеваемости vX.0.exe» – 1 экз. </w:t>
+              <w:t>Веб-приложение</w:t>
+            </w:r>
+            <w:r>
+              <w:rPr>
+                <w:i/>
+                <w:sz w:val="20"/>
+              </w:rPr>
+              <w:t xml:space="preserve"> </w:t>
+            </w:r>
+            <w:r>
+              <w:rPr>
+                <w:i/>
+                <w:sz w:val="20"/>
+              </w:rPr>
+              <w:t xml:space="preserve">«Электронный журнал успеваемости» – 1 экз. </w:t>
             </w:r>
           </w:p>
           <w:p>
@@ -4222,8 +4236,8 @@
         <w:tblLook w:val="01E0" w:firstRow="1" w:lastRow="1" w:firstColumn="1" w:lastColumn="1" w:noHBand="0" w:noVBand="0"/>
       </w:tblPr>
       <w:tblGrid>
-        <w:gridCol w:w="4964"/>
-        <w:gridCol w:w="4577"/>
+        <w:gridCol w:w="5528"/>
+        <w:gridCol w:w="4013"/>
       </w:tblGrid>
       <w:tr>
         <w:trPr>
@@ -4297,7 +4311,7 @@
         </w:trPr>
         <w:tc>
           <w:tcPr>
-            <w:tcW w:w="4964" w:type="dxa"/>
+            <w:tcW w:w="5528" w:type="dxa"/>
           </w:tcPr>
           <w:p>
             <w:pPr>
@@ -4329,7 +4343,7 @@
         </w:tc>
         <w:tc>
           <w:tcPr>
-            <w:tcW w:w="4577" w:type="dxa"/>
+            <w:tcW w:w="4013" w:type="dxa"/>
           </w:tcPr>
           <w:p>
             <w:pPr>
@@ -4355,7 +4369,7 @@
                 <w:spacing w:val="-2"/>
                 <w:sz w:val="20"/>
               </w:rPr>
-              <w:t>5</w:t>
+              <w:t>0</w:t>
             </w:r>
             <w:r>
               <w:rPr>
@@ -4374,7 +4388,7 @@
         </w:trPr>
         <w:tc>
           <w:tcPr>
-            <w:tcW w:w="4964" w:type="dxa"/>
+            <w:tcW w:w="5528" w:type="dxa"/>
           </w:tcPr>
           <w:p>
             <w:pPr>
@@ -4404,7 +4418,7 @@
         </w:tc>
         <w:tc>
           <w:tcPr>
-            <w:tcW w:w="4577" w:type="dxa"/>
+            <w:tcW w:w="4013" w:type="dxa"/>
           </w:tcPr>
           <w:p>
             <w:pPr>
@@ -4433,7 +4447,7 @@
         </w:trPr>
         <w:tc>
           <w:tcPr>
-            <w:tcW w:w="4964" w:type="dxa"/>
+            <w:tcW w:w="5528" w:type="dxa"/>
           </w:tcPr>
           <w:p>
             <w:pPr>
@@ -4463,7 +4477,7 @@
         </w:tc>
         <w:tc>
           <w:tcPr>
-            <w:tcW w:w="4577" w:type="dxa"/>
+            <w:tcW w:w="4013" w:type="dxa"/>
           </w:tcPr>
           <w:p>
             <w:pPr>
@@ -4481,7 +4495,7 @@
                 <w:spacing w:val="-2"/>
                 <w:sz w:val="20"/>
               </w:rPr>
-              <w:t>10</w:t>
+              <w:t>05</w:t>
             </w:r>
             <w:r>
               <w:rPr>
@@ -4500,7 +4514,7 @@
         </w:trPr>
         <w:tc>
           <w:tcPr>
-            <w:tcW w:w="4964" w:type="dxa"/>
+            <w:tcW w:w="5528" w:type="dxa"/>
           </w:tcPr>
           <w:p>
             <w:pPr>
@@ -4530,7 +4544,7 @@
         </w:tc>
         <w:tc>
           <w:tcPr>
-            <w:tcW w:w="4577" w:type="dxa"/>
+            <w:tcW w:w="4013" w:type="dxa"/>
           </w:tcPr>
           <w:p>
             <w:pPr>
@@ -4547,7 +4561,14 @@
                 <w:rFonts w:ascii="Arial MT" w:hAnsi="Arial MT"/>
                 <w:sz w:val="20"/>
               </w:rPr>
-              <w:t>25</w:t>
+              <w:t>2</w:t>
+            </w:r>
+            <w:r>
+              <w:rPr>
+                <w:rFonts w:ascii="Arial MT" w:hAnsi="Arial MT"/>
+                <w:sz w:val="20"/>
+              </w:rPr>
+              <w:t>0</w:t>
             </w:r>
             <w:r>
               <w:rPr>
@@ -4565,7 +4586,7 @@
         </w:trPr>
         <w:tc>
           <w:tcPr>
-            <w:tcW w:w="4964" w:type="dxa"/>
+            <w:tcW w:w="5528" w:type="dxa"/>
           </w:tcPr>
           <w:p>
             <w:pPr>
@@ -4597,7 +4618,7 @@
         </w:tc>
         <w:tc>
           <w:tcPr>
-            <w:tcW w:w="4577" w:type="dxa"/>
+            <w:tcW w:w="4013" w:type="dxa"/>
           </w:tcPr>
           <w:p>
             <w:pPr>
@@ -4615,7 +4636,7 @@
                 <w:spacing w:val="-2"/>
                 <w:sz w:val="20"/>
               </w:rPr>
-              <w:t>10</w:t>
+              <w:t>28</w:t>
             </w:r>
             <w:r>
               <w:rPr>
@@ -4634,7 +4655,7 @@
         </w:trPr>
         <w:tc>
           <w:tcPr>
-            <w:tcW w:w="4964" w:type="dxa"/>
+            <w:tcW w:w="5528" w:type="dxa"/>
           </w:tcPr>
           <w:p>
             <w:pPr>
@@ -4657,13 +4678,13 @@
                 <w:rFonts w:ascii="Microsoft Sans Serif" w:hAnsi="Microsoft Sans Serif"/>
                 <w:sz w:val="20"/>
               </w:rPr>
-              <w:t>Разработка механизма синхронизации данных клиент ↔ сервер</w:t>
+              <w:t>Разработка механизма синхронизации</w:t>
             </w:r>
           </w:p>
         </w:tc>
         <w:tc>
           <w:tcPr>
-            <w:tcW w:w="4577" w:type="dxa"/>
+            <w:tcW w:w="4013" w:type="dxa"/>
           </w:tcPr>
           <w:p>
             <w:pPr>
@@ -4680,7 +4701,158 @@
                 <w:rFonts w:ascii="Microsoft Sans Serif" w:hAnsi="Microsoft Sans Serif"/>
                 <w:sz w:val="20"/>
               </w:rPr>
-              <w:t>15.05.2026</w:t>
+              <w:t>05</w:t>
+            </w:r>
+            <w:r>
+              <w:rPr>
+                <w:rFonts w:ascii="Microsoft Sans Serif" w:hAnsi="Microsoft Sans Serif"/>
+                <w:sz w:val="20"/>
+              </w:rPr>
+              <w:t>.05.2026</w:t>
+            </w:r>
+          </w:p>
+        </w:tc>
+      </w:tr>
+      <w:tr>
+        <w:trPr>
+          <w:trHeight w:val="364"/>
+        </w:trPr>
+        <w:tc>
+          <w:tcPr>
+            <w:tcW w:w="5528" w:type="dxa"/>
+          </w:tcPr>
+          <w:p>
+            <w:pPr>
+              <w:pStyle w:val="TableParagraph"/>
+              <w:numPr>
+                <w:ilvl w:val="0"/>
+                <w:numId w:val="27"/>
+              </w:numPr>
+              <w:tabs>
+                <w:tab w:val="left" w:pos="827"/>
+              </w:tabs>
+              <w:spacing w:before="62"/>
+              <w:rPr>
+                <w:rFonts w:ascii="Microsoft Sans Serif" w:hAnsi="Microsoft Sans Serif"/>
+                <w:sz w:val="20"/>
+              </w:rPr>
+            </w:pPr>
+            <w:r>
+              <w:rPr>
+                <w:rFonts w:ascii="Microsoft Sans Serif" w:hAnsi="Microsoft Sans Serif"/>
+                <w:spacing w:val="-2"/>
+                <w:sz w:val="20"/>
+              </w:rPr>
+              <w:t>Разработка модуля генерации отчётов по успеваемости</w:t>
+            </w:r>
+          </w:p>
+        </w:tc>
+        <w:tc>
+          <w:tcPr>
+            <w:tcW w:w="4013" w:type="dxa"/>
+          </w:tcPr>
+          <w:p>
+            <w:pPr>
+              <w:pStyle w:val="TableParagraph"/>
+              <w:spacing w:before="66"/>
+              <w:ind w:left="105"/>
+              <w:rPr>
+                <w:rFonts w:ascii="Microsoft Sans Serif" w:hAnsi="Microsoft Sans Serif"/>
+                <w:sz w:val="20"/>
+              </w:rPr>
+            </w:pPr>
+            <w:r>
+              <w:rPr>
+                <w:rFonts w:ascii="Microsoft Sans Serif" w:hAnsi="Microsoft Sans Serif"/>
+                <w:sz w:val="20"/>
+              </w:rPr>
+              <w:t>1</w:t>
+            </w:r>
+            <w:r>
+              <w:rPr>
+                <w:rFonts w:ascii="Microsoft Sans Serif" w:hAnsi="Microsoft Sans Serif"/>
+                <w:sz w:val="20"/>
+              </w:rPr>
+              <w:t>2</w:t>
+            </w:r>
+            <w:r>
+              <w:rPr>
+                <w:rFonts w:ascii="Microsoft Sans Serif" w:hAnsi="Microsoft Sans Serif"/>
+                <w:sz w:val="20"/>
+              </w:rPr>
+              <w:t>.05.2026</w:t>
+            </w:r>
+          </w:p>
+        </w:tc>
+      </w:tr>
+      <w:tr>
+        <w:trPr>
+          <w:trHeight w:val="364"/>
+        </w:trPr>
+        <w:tc>
+          <w:tcPr>
+            <w:tcW w:w="5528" w:type="dxa"/>
+          </w:tcPr>
+          <w:p>
+            <w:pPr>
+              <w:pStyle w:val="TableParagraph"/>
+              <w:numPr>
+                <w:ilvl w:val="0"/>
+                <w:numId w:val="27"/>
+              </w:numPr>
+              <w:tabs>
+                <w:tab w:val="left" w:pos="827"/>
+              </w:tabs>
+              <w:spacing w:before="62"/>
+              <w:rPr>
+                <w:rFonts w:ascii="Microsoft Sans Serif" w:hAnsi="Microsoft Sans Serif"/>
+                <w:spacing w:val="-2"/>
+                <w:sz w:val="20"/>
+              </w:rPr>
+            </w:pPr>
+            <w:r>
+              <w:rPr>
+                <w:rFonts w:ascii="Microsoft Sans Serif" w:hAnsi="Microsoft Sans Serif"/>
+                <w:sz w:val="20"/>
+              </w:rPr>
+              <w:t>Реализация экспорта данных в PDF</w:t>
+            </w:r>
+          </w:p>
+        </w:tc>
+        <w:tc>
+          <w:tcPr>
+            <w:tcW w:w="4013" w:type="dxa"/>
+          </w:tcPr>
+          <w:p>
+            <w:pPr>
+              <w:pStyle w:val="TableParagraph"/>
+              <w:spacing w:before="66"/>
+              <w:ind w:left="105"/>
+              <w:rPr>
+                <w:rFonts w:ascii="Microsoft Sans Serif" w:hAnsi="Microsoft Sans Serif"/>
+                <w:sz w:val="20"/>
+              </w:rPr>
+            </w:pPr>
+            <w:r>
+              <w:rPr>
+                <w:rFonts w:ascii="Microsoft Sans Serif" w:hAnsi="Microsoft Sans Serif"/>
+                <w:sz w:val="20"/>
+              </w:rPr>
+              <w:t>1</w:t>
+            </w:r>
+            <w:r>
+              <w:rPr>
+                <w:rFonts w:ascii="Microsoft Sans Serif" w:hAnsi="Microsoft Sans Serif"/>
+                <w:sz w:val="20"/>
+              </w:rPr>
+              <w:t>5</w:t>
+            </w:r>
+            <w:r>
+              <w:rPr>
+                <w:rFonts w:ascii="Microsoft Sans Serif" w:hAnsi="Microsoft Sans Serif"/>
+                <w:sz w:val="20"/>
+              </w:rPr>
+              <w:t>.05.2026</w:t>
             </w:r>
           </w:p>
         </w:tc>
@@ -4691,7 +4863,7 @@
         </w:trPr>
         <w:tc>
           <w:tcPr>
-            <w:tcW w:w="4964" w:type="dxa"/>
+            <w:tcW w:w="5528" w:type="dxa"/>
           </w:tcPr>
           <w:p>
             <w:pPr>
@@ -4721,7 +4893,7 @@
         </w:tc>
         <w:tc>
           <w:tcPr>
-            <w:tcW w:w="4577" w:type="dxa"/>
+            <w:tcW w:w="4013" w:type="dxa"/>
           </w:tcPr>
           <w:p>
             <w:pPr>
@@ -4738,7 +4910,14 @@
                 <w:rFonts w:ascii="Microsoft Sans Serif" w:hAnsi="Microsoft Sans Serif"/>
                 <w:sz w:val="20"/>
               </w:rPr>
-              <w:t>20.05.2026</w:t>
+              <w:t>18</w:t>
+            </w:r>
+            <w:r>
+              <w:rPr>
+                <w:rFonts w:ascii="Microsoft Sans Serif" w:hAnsi="Microsoft Sans Serif"/>
+                <w:sz w:val="20"/>
+              </w:rPr>
+              <w:t>.05.2026</w:t>
             </w:r>
           </w:p>
         </w:tc>
@@ -4749,7 +4928,7 @@
         </w:trPr>
         <w:tc>
           <w:tcPr>
-            <w:tcW w:w="4964" w:type="dxa"/>
+            <w:tcW w:w="5528" w:type="dxa"/>
           </w:tcPr>
           <w:p>
             <w:pPr>
@@ -4779,7 +4958,7 @@
         </w:tc>
         <w:tc>
           <w:tcPr>
-            <w:tcW w:w="4577" w:type="dxa"/>
+            <w:tcW w:w="4013" w:type="dxa"/>
           </w:tcPr>
           <w:p>
             <w:pPr>
@@ -4808,7 +4987,7 @@
         </w:trPr>
         <w:tc>
           <w:tcPr>
-            <w:tcW w:w="4964" w:type="dxa"/>
+            <w:tcW w:w="5528" w:type="dxa"/>
           </w:tcPr>
           <w:p>
             <w:pPr>
@@ -4838,7 +5017,7 @@
         </w:tc>
         <w:tc>
           <w:tcPr>
-            <w:tcW w:w="4577" w:type="dxa"/>
+            <w:tcW w:w="4013" w:type="dxa"/>
           </w:tcPr>
           <w:p>
             <w:pPr>
@@ -4867,7 +5046,7 @@
         </w:trPr>
         <w:tc>
           <w:tcPr>
-            <w:tcW w:w="4964" w:type="dxa"/>
+            <w:tcW w:w="5528" w:type="dxa"/>
           </w:tcPr>
           <w:p>
             <w:pPr>
@@ -4935,7 +5114,7 @@
         </w:tc>
         <w:tc>
           <w:tcPr>
-            <w:tcW w:w="4577" w:type="dxa"/>
+            <w:tcW w:w="4013" w:type="dxa"/>
           </w:tcPr>
           <w:p>
             <w:pPr>
@@ -4963,7 +5142,7 @@
         </w:trPr>
         <w:tc>
           <w:tcPr>
-            <w:tcW w:w="4964" w:type="dxa"/>
+            <w:tcW w:w="5528" w:type="dxa"/>
           </w:tcPr>
           <w:p>
             <w:pPr>
@@ -4977,7 +5156,6 @@
               </w:tabs>
               <w:spacing w:before="58" w:line="242" w:lineRule="auto"/>
               <w:ind w:right="692"/>
-              <w:jc w:val="both"/>
               <w:rPr>
                 <w:rFonts w:ascii="Microsoft Sans Serif" w:hAnsi="Microsoft Sans Serif"/>
                 <w:spacing w:val="-2"/>
@@ -4990,13 +5168,31 @@
                 <w:spacing w:val="-2"/>
                 <w:sz w:val="20"/>
               </w:rPr>
-              <w:t>Разработка модуля генерации отчётов по успеваемости</w:t>
+              <w:t xml:space="preserve">Реализация </w:t>
+            </w:r>
+            <w:proofErr w:type="spellStart"/>
+            <w:r>
+              <w:rPr>
+                <w:rFonts w:ascii="Microsoft Sans Serif" w:hAnsi="Microsoft Sans Serif"/>
+                <w:spacing w:val="-2"/>
+                <w:sz w:val="20"/>
+              </w:rPr>
+              <w:t>email</w:t>
+            </w:r>
+            <w:proofErr w:type="spellEnd"/>
+            <w:r>
+              <w:rPr>
+                <w:rFonts w:ascii="Microsoft Sans Serif" w:hAnsi="Microsoft Sans Serif"/>
+                <w:spacing w:val="-2"/>
+                <w:sz w:val="20"/>
+              </w:rPr>
+              <w:t>-уведомлений</w:t>
             </w:r>
           </w:p>
         </w:tc>
         <w:tc>
           <w:tcPr>
-            <w:tcW w:w="4577" w:type="dxa"/>
+            <w:tcW w:w="4013" w:type="dxa"/>
           </w:tcPr>
           <w:p>
             <w:pPr>
@@ -5004,74 +5200,88 @@
               <w:spacing w:before="1"/>
               <w:ind w:left="105"/>
               <w:rPr>
-                <w:rFonts w:ascii="Arial MT"/>
-                <w:sz w:val="20"/>
-              </w:rPr>
-            </w:pPr>
-            <w:r>
-              <w:rPr>
                 <w:rFonts w:ascii="Microsoft Sans Serif" w:hAnsi="Microsoft Sans Serif"/>
                 <w:spacing w:val="-2"/>
                 <w:sz w:val="20"/>
               </w:rPr>
-              <w:t>05.06.2026</w:t>
+            </w:pPr>
+            <w:r>
+              <w:rPr>
+                <w:rFonts w:ascii="Microsoft Sans Serif" w:hAnsi="Microsoft Sans Serif"/>
+                <w:spacing w:val="-2"/>
+                <w:sz w:val="20"/>
+              </w:rPr>
+              <w:t>05</w:t>
+            </w:r>
+            <w:r>
+              <w:rPr>
+                <w:rFonts w:ascii="Microsoft Sans Serif" w:hAnsi="Microsoft Sans Serif"/>
+                <w:spacing w:val="-2"/>
+                <w:sz w:val="20"/>
+              </w:rPr>
+              <w:t>.06.2026</w:t>
             </w:r>
           </w:p>
         </w:tc>
       </w:tr>
       <w:tr>
         <w:trPr>
-          <w:trHeight w:val="364"/>
+          <w:trHeight w:val="822"/>
         </w:trPr>
         <w:tc>
           <w:tcPr>
-            <w:tcW w:w="4964" w:type="dxa"/>
+            <w:tcW w:w="5528" w:type="dxa"/>
           </w:tcPr>
           <w:p>
             <w:pPr>
               <w:pStyle w:val="TableParagraph"/>
               <w:numPr>
                 <w:ilvl w:val="0"/>
-                <w:numId w:val="22"/>
+                <w:numId w:val="23"/>
               </w:numPr>
               <w:tabs>
                 <w:tab w:val="left" w:pos="827"/>
               </w:tabs>
-              <w:spacing w:before="62"/>
+              <w:spacing w:before="58" w:line="242" w:lineRule="auto"/>
+              <w:ind w:right="692"/>
               <w:rPr>
                 <w:rFonts w:ascii="Microsoft Sans Serif" w:hAnsi="Microsoft Sans Serif"/>
+                <w:spacing w:val="-2"/>
                 <w:sz w:val="20"/>
               </w:rPr>
             </w:pPr>
             <w:r>
               <w:rPr>
                 <w:rFonts w:ascii="Microsoft Sans Serif" w:hAnsi="Microsoft Sans Serif"/>
-                <w:sz w:val="20"/>
-              </w:rPr>
-              <w:t>Реализация экспорта данных в Excel и PDF</w:t>
+                <w:spacing w:val="-2"/>
+                <w:sz w:val="20"/>
+              </w:rPr>
+              <w:t>Разработка модуля внутренних сообщений</w:t>
             </w:r>
           </w:p>
         </w:tc>
         <w:tc>
           <w:tcPr>
-            <w:tcW w:w="4577" w:type="dxa"/>
+            <w:tcW w:w="4013" w:type="dxa"/>
           </w:tcPr>
           <w:p>
             <w:pPr>
               <w:pStyle w:val="TableParagraph"/>
-              <w:spacing w:before="66"/>
+              <w:spacing w:before="1"/>
               <w:ind w:left="105"/>
               <w:rPr>
-                <w:rFonts w:ascii="Arial MT"/>
-                <w:sz w:val="20"/>
-              </w:rPr>
-            </w:pPr>
-            <w:r>
-              <w:rPr>
                 <w:rFonts w:ascii="Microsoft Sans Serif" w:hAnsi="Microsoft Sans Serif"/>
-                <w:sz w:val="20"/>
-              </w:rPr>
-              <w:t>15.06.2026</w:t>
+                <w:spacing w:val="-2"/>
+                <w:sz w:val="20"/>
+              </w:rPr>
+            </w:pPr>
+            <w:r>
+              <w:rPr>
+                <w:rFonts w:ascii="Microsoft Sans Serif" w:hAnsi="Microsoft Sans Serif"/>
+                <w:spacing w:val="-2"/>
+                <w:sz w:val="20"/>
+              </w:rPr>
+              <w:t>10.06.2026</w:t>
             </w:r>
           </w:p>
         </w:tc>
@@ -5082,7 +5292,7 @@
         </w:trPr>
         <w:tc>
           <w:tcPr>
-            <w:tcW w:w="4964" w:type="dxa"/>
+            <w:tcW w:w="5528" w:type="dxa"/>
           </w:tcPr>
           <w:p>
             <w:pPr>
@@ -5112,7 +5322,7 @@
         </w:tc>
         <w:tc>
           <w:tcPr>
-            <w:tcW w:w="4577" w:type="dxa"/>
+            <w:tcW w:w="4013" w:type="dxa"/>
           </w:tcPr>
           <w:p>
             <w:pPr>
@@ -5140,7 +5350,7 @@
         </w:trPr>
         <w:tc>
           <w:tcPr>
-            <w:tcW w:w="4964" w:type="dxa"/>
+            <w:tcW w:w="5528" w:type="dxa"/>
           </w:tcPr>
           <w:p>
             <w:pPr>
@@ -5170,7 +5380,7 @@
         </w:tc>
         <w:tc>
           <w:tcPr>
-            <w:tcW w:w="4577" w:type="dxa"/>
+            <w:tcW w:w="4013" w:type="dxa"/>
           </w:tcPr>
           <w:p>
             <w:pPr>
@@ -5199,7 +5409,7 @@
         </w:trPr>
         <w:tc>
           <w:tcPr>
-            <w:tcW w:w="4964" w:type="dxa"/>
+            <w:tcW w:w="5528" w:type="dxa"/>
           </w:tcPr>
           <w:p>
             <w:pPr>
@@ -5229,7 +5439,7 @@
         </w:tc>
         <w:tc>
           <w:tcPr>
-            <w:tcW w:w="4577" w:type="dxa"/>
+            <w:tcW w:w="4013" w:type="dxa"/>
           </w:tcPr>
           <w:p>
             <w:pPr>
@@ -5258,7 +5468,7 @@
         </w:trPr>
         <w:tc>
           <w:tcPr>
-            <w:tcW w:w="4964" w:type="dxa"/>
+            <w:tcW w:w="5528" w:type="dxa"/>
           </w:tcPr>
           <w:p>
             <w:pPr>
@@ -5297,7 +5507,7 @@
         </w:tc>
         <w:tc>
           <w:tcPr>
-            <w:tcW w:w="4577" w:type="dxa"/>
+            <w:tcW w:w="4013" w:type="dxa"/>
           </w:tcPr>
           <w:p>
             <w:pPr>
@@ -5474,7 +5684,30 @@
                 <w:i/>
                 <w:sz w:val="20"/>
               </w:rPr>
-              <w:t>Приложение должно работать на ОС Windows 10/11.</w:t>
+              <w:t xml:space="preserve">Приложение </w:t>
+            </w:r>
+            <w:r>
+              <w:rPr>
+                <w:i/>
+                <w:sz w:val="20"/>
+              </w:rPr>
+              <w:t xml:space="preserve">должно корректно работать в современных браузерах: Google </w:t>
+            </w:r>
+            <w:proofErr w:type="spellStart"/>
+            <w:r>
+              <w:rPr>
+                <w:i/>
+                <w:sz w:val="20"/>
+              </w:rPr>
+              <w:t>Chrome</w:t>
+            </w:r>
+            <w:proofErr w:type="spellEnd"/>
+            <w:r>
+              <w:rPr>
+                <w:i/>
+                <w:sz w:val="20"/>
+              </w:rPr>
+              <w:t>, Mozilla Firefox, Microsoft Edge.</w:t>
             </w:r>
           </w:p>
         </w:tc>
@@ -5745,6 +5978,7 @@
                 <w:b/>
                 <w:sz w:val="20"/>
               </w:rPr>
+              <w:lastRenderedPageBreak/>
               <w:t>4.2</w:t>
             </w:r>
             <w:r>
@@ -5885,7 +6119,6 @@
                 <w:color w:val="000000" w:themeColor="text1"/>
                 <w:sz w:val="26"/>
               </w:rPr>
-              <w:lastRenderedPageBreak/>
               <w:t>5.</w:t>
             </w:r>
             <w:r>
@@ -8942,19 +9175,38 @@
                 <w:ilvl w:val="0"/>
                 <w:numId w:val="14"/>
               </w:numPr>
+              <w:tabs>
+                <w:tab w:val="left" w:pos="1540"/>
+              </w:tabs>
+              <w:rPr>
+                <w:rFonts w:eastAsia="Arial"/>
+              </w:rPr>
+            </w:pPr>
+            <w:r>
               <w:rPr>
                 <w:rFonts w:ascii="Arial" w:eastAsia="Arial" w:hAnsi="Arial" w:cs="Arial"/>
                 <w:i/>
                 <w:sz w:val="20"/>
               </w:rPr>
-            </w:pPr>
+              <w:t xml:space="preserve">Приложение должно корректно работать в современных браузерах: Google </w:t>
+            </w:r>
+            <w:proofErr w:type="spellStart"/>
             <w:r>
               <w:rPr>
                 <w:rFonts w:ascii="Arial" w:eastAsia="Arial" w:hAnsi="Arial" w:cs="Arial"/>
                 <w:i/>
                 <w:sz w:val="20"/>
               </w:rPr>
-              <w:t>Приложение должно работать только на операционной системе Windows 10/11.</w:t>
+              <w:t>Chrome</w:t>
+            </w:r>
+            <w:proofErr w:type="spellEnd"/>
+            <w:r>
+              <w:rPr>
+                <w:rFonts w:ascii="Arial" w:eastAsia="Arial" w:hAnsi="Arial" w:cs="Arial"/>
+                <w:i/>
+                <w:sz w:val="20"/>
+              </w:rPr>
+              <w:t>, Mozilla Firefox, Microsoft Edge.</w:t>
             </w:r>
           </w:p>
         </w:tc>
@@ -9386,7 +9638,7 @@
                 <w:i/>
                 <w:sz w:val="20"/>
               </w:rPr>
-              <w:t xml:space="preserve">Ученики и родители: просмотр своей/ребёнка успеваемости, отчётов и домашних заданий. </w:t>
+              <w:t>Ученики и родители: просмотр своей/ребёнка успеваемости, отчётов и домашних заданий.</w:t>
             </w:r>
           </w:p>
           <w:p>
@@ -9406,12 +9658,28 @@
                 <w:sz w:val="20"/>
               </w:rPr>
             </w:pPr>
-            <w:r>
-              <w:rPr>
-                <w:i/>
-                <w:sz w:val="20"/>
-              </w:rPr>
-              <w:t xml:space="preserve">Синхронизация данных с сервером школы. </w:t>
+            <w:proofErr w:type="spellStart"/>
+            <w:r>
+              <w:rPr>
+                <w:i/>
+                <w:sz w:val="20"/>
+              </w:rPr>
+              <w:t>Email</w:t>
+            </w:r>
+            <w:proofErr w:type="spellEnd"/>
+            <w:r>
+              <w:rPr>
+                <w:i/>
+                <w:sz w:val="20"/>
+              </w:rPr>
+              <w:t>-уведомления о новых оценках и домашних заданиях</w:t>
+            </w:r>
+            <w:r>
+              <w:rPr>
+                <w:i/>
+                <w:sz w:val="20"/>
+              </w:rPr>
+              <w:t xml:space="preserve"> </w:t>
             </w:r>
           </w:p>
           <w:p>
@@ -9436,7 +9704,7 @@
                 <w:i/>
                 <w:sz w:val="20"/>
               </w:rPr>
-              <w:t>Генерация и печать отчётов по успеваемости.</w:t>
+              <w:t xml:space="preserve">Синхронизация данных с сервером школы. </w:t>
             </w:r>
           </w:p>
           <w:p>
@@ -9461,8 +9729,44 @@
                 <w:i/>
                 <w:sz w:val="20"/>
               </w:rPr>
-              <w:t>Экспорт данных в Excel и PDF.</w:t>
-            </w:r>
+              <w:t>Генерация и печать отчётов по успеваемости</w:t>
+            </w:r>
+            <w:r>
+              <w:rPr>
+                <w:i/>
+                <w:sz w:val="20"/>
+              </w:rPr>
+              <w:t xml:space="preserve"> в </w:t>
+            </w:r>
+            <w:r>
+              <w:rPr>
+                <w:i/>
+                <w:sz w:val="20"/>
+                <w:lang w:val="en-US"/>
+              </w:rPr>
+              <w:t>PDF</w:t>
+            </w:r>
+            <w:r>
+              <w:rPr>
+                <w:i/>
+                <w:sz w:val="20"/>
+              </w:rPr>
+              <w:t>.</w:t>
+            </w:r>
+          </w:p>
+          <w:p>
+            <w:pPr>
+              <w:pStyle w:val="TableParagraph"/>
+              <w:tabs>
+                <w:tab w:val="left" w:pos="434"/>
+              </w:tabs>
+              <w:spacing w:before="60"/>
+              <w:ind w:right="91"/>
+              <w:rPr>
+                <w:i/>
+                <w:sz w:val="20"/>
+              </w:rPr>
+            </w:pPr>
           </w:p>
         </w:tc>
       </w:tr>
@@ -10169,38 +10473,97 @@
           </w:tcPr>
           <w:p>
             <w:pPr>
-              <w:pStyle w:val="TableParagraph"/>
+              <w:pStyle w:val="a4"/>
               <w:numPr>
                 <w:ilvl w:val="0"/>
-                <w:numId w:val="52"/>
+                <w:numId w:val="55"/>
+              </w:numPr>
+              <w:rPr>
+                <w:rFonts w:ascii="Arial" w:eastAsia="Arial" w:hAnsi="Arial" w:cs="Arial"/>
+                <w:i/>
+                <w:sz w:val="20"/>
+              </w:rPr>
+            </w:pPr>
+            <w:r>
+              <w:rPr>
+                <w:rFonts w:ascii="Arial" w:hAnsi="Arial" w:cs="Arial"/>
+                <w:i/>
+                <w:sz w:val="20"/>
+              </w:rPr>
+              <w:t>Клиентская часть</w:t>
+            </w:r>
+            <w:r>
+              <w:rPr>
+                <w:i/>
+                <w:sz w:val="20"/>
+              </w:rPr>
+              <w:t>:</w:t>
+            </w:r>
+            <w:r>
+              <w:t xml:space="preserve"> </w:t>
+            </w:r>
+            <w:r>
+              <w:rPr>
+                <w:rFonts w:ascii="Arial" w:eastAsia="Arial" w:hAnsi="Arial" w:cs="Arial"/>
+                <w:i/>
+                <w:sz w:val="20"/>
+              </w:rPr>
+              <w:t xml:space="preserve">React.js + </w:t>
+            </w:r>
+            <w:proofErr w:type="spellStart"/>
+            <w:r>
+              <w:rPr>
+                <w:rFonts w:ascii="Arial" w:eastAsia="Arial" w:hAnsi="Arial" w:cs="Arial"/>
+                <w:i/>
+                <w:sz w:val="20"/>
+              </w:rPr>
+              <w:t>TypeScript</w:t>
+            </w:r>
+            <w:proofErr w:type="spellEnd"/>
+            <w:r>
+              <w:rPr>
+                <w:rFonts w:ascii="Arial" w:eastAsia="Arial" w:hAnsi="Arial" w:cs="Arial"/>
+                <w:i/>
+                <w:sz w:val="20"/>
+              </w:rPr>
+              <w:t>.</w:t>
+            </w:r>
+          </w:p>
+          <w:p>
+            <w:pPr>
+              <w:pStyle w:val="TableParagraph"/>
+              <w:numPr>
+                <w:ilvl w:val="0"/>
+                <w:numId w:val="55"/>
               </w:numPr>
               <w:spacing w:before="60"/>
-              <w:ind w:left="565"/>
-              <w:rPr>
-                <w:i/>
-                <w:sz w:val="20"/>
-              </w:rPr>
-            </w:pPr>
-            <w:r>
-              <w:rPr>
-                <w:i/>
-                <w:sz w:val="20"/>
-              </w:rPr>
-              <w:t xml:space="preserve">Клиентская часть: C# + </w:t>
-            </w:r>
-            <w:r>
-              <w:rPr>
-                <w:i/>
-                <w:sz w:val="20"/>
-              </w:rPr>
-              <w:t>WPF</w:t>
-            </w:r>
-            <w:r>
-              <w:rPr>
-                <w:i/>
-                <w:sz w:val="20"/>
-              </w:rPr>
-              <w:t>.</w:t>
+              <w:rPr>
+                <w:i/>
+                <w:sz w:val="20"/>
+              </w:rPr>
+            </w:pPr>
+            <w:r>
+              <w:rPr>
+                <w:i/>
+                <w:sz w:val="20"/>
+              </w:rPr>
+              <w:t xml:space="preserve">Серверная часть: </w:t>
+            </w:r>
+            <w:proofErr w:type="spellStart"/>
+            <w:r>
+              <w:rPr>
+                <w:i/>
+                <w:sz w:val="20"/>
+              </w:rPr>
+              <w:t>FastAPI</w:t>
+            </w:r>
+            <w:proofErr w:type="spellEnd"/>
+            <w:r>
+              <w:rPr>
+                <w:i/>
+                <w:sz w:val="20"/>
+              </w:rPr>
+              <w:t xml:space="preserve"> (Python) + REST API.</w:t>
             </w:r>
           </w:p>
           <w:p>
@@ -10208,21 +10571,36 @@
               <w:pStyle w:val="TableParagraph"/>
               <w:numPr>
                 <w:ilvl w:val="0"/>
-                <w:numId w:val="52"/>
+                <w:numId w:val="55"/>
               </w:numPr>
               <w:spacing w:before="60"/>
-              <w:ind w:left="565"/>
-              <w:rPr>
-                <w:i/>
-                <w:sz w:val="20"/>
-              </w:rPr>
-            </w:pPr>
-            <w:r>
-              <w:rPr>
-                <w:i/>
-                <w:sz w:val="20"/>
-              </w:rPr>
-              <w:t>Серверная часть: база данных на сервере школы.</w:t>
+              <w:rPr>
+                <w:i/>
+                <w:sz w:val="20"/>
+              </w:rPr>
+            </w:pPr>
+            <w:r>
+              <w:rPr>
+                <w:i/>
+                <w:sz w:val="20"/>
+              </w:rPr>
+              <w:t xml:space="preserve">СУБД: </w:t>
+            </w:r>
+            <w:proofErr w:type="spellStart"/>
+            <w:r>
+              <w:rPr>
+                <w:i/>
+                <w:sz w:val="20"/>
+              </w:rPr>
+              <w:t>PostgreSQL</w:t>
+            </w:r>
+            <w:proofErr w:type="spellEnd"/>
+            <w:r>
+              <w:rPr>
+                <w:i/>
+                <w:sz w:val="20"/>
+              </w:rPr>
+              <w:t>.</w:t>
             </w:r>
           </w:p>
         </w:tc>
@@ -10416,6 +10794,7 @@
                 <w:i/>
                 <w:spacing w:val="-2"/>
                 <w:sz w:val="20"/>
+                <w:lang w:val="en-US"/>
               </w:rPr>
             </w:pPr>
             <w:r>
@@ -10424,7 +10803,7 @@
                 <w:spacing w:val="-2"/>
                 <w:sz w:val="20"/>
               </w:rPr>
-              <w:t>Дистрибутив</w:t>
+              <w:t>Веб-приложение</w:t>
             </w:r>
           </w:p>
           <w:p>
@@ -10469,21 +10848,7 @@
                 <w:i/>
                 <w:sz w:val="20"/>
               </w:rPr>
-              <w:t>успеваемости</w:t>
-            </w:r>
-            <w:r>
-              <w:rPr>
-                <w:i/>
-                <w:sz w:val="20"/>
-              </w:rPr>
-              <w:t xml:space="preserve"> </w:t>
-            </w:r>
-            <w:r>
-              <w:rPr>
-                <w:i/>
-                <w:sz w:val="20"/>
-              </w:rPr>
-              <w:t>v1.0.exe»</w:t>
+              <w:t>успеваемости»</w:t>
             </w:r>
           </w:p>
         </w:tc>
@@ -10512,7 +10877,21 @@
                 <w:i/>
                 <w:sz w:val="20"/>
               </w:rPr>
-              <w:t>Файл имеет корпоративный значок</w:t>
+              <w:t xml:space="preserve">Приложение </w:t>
+            </w:r>
+            <w:r>
+              <w:rPr>
+                <w:i/>
+                <w:sz w:val="20"/>
+              </w:rPr>
+              <w:t>имеет корпоративны</w:t>
+            </w:r>
+            <w:r>
+              <w:rPr>
+                <w:i/>
+                <w:sz w:val="20"/>
+              </w:rPr>
+              <w:t>е цвета</w:t>
             </w:r>
             <w:r>
               <w:rPr>
@@ -10625,6 +11004,68 @@
               </w:rPr>
               <w:t>.</w:t>
             </w:r>
+          </w:p>
+          <w:p>
+            <w:pPr>
+              <w:pStyle w:val="TableParagraph"/>
+              <w:numPr>
+                <w:ilvl w:val="0"/>
+                <w:numId w:val="10"/>
+              </w:numPr>
+              <w:tabs>
+                <w:tab w:val="left" w:pos="468"/>
+              </w:tabs>
+              <w:spacing w:before="119"/>
+              <w:rPr>
+                <w:i/>
+                <w:sz w:val="20"/>
+              </w:rPr>
+            </w:pPr>
+            <w:r>
+              <w:rPr>
+                <w:i/>
+                <w:sz w:val="20"/>
+              </w:rPr>
+              <w:t>Функция генерации отчётов по успеваемости;</w:t>
+            </w:r>
+          </w:p>
+          <w:p>
+            <w:pPr>
+              <w:pStyle w:val="TableParagraph"/>
+              <w:numPr>
+                <w:ilvl w:val="0"/>
+                <w:numId w:val="10"/>
+              </w:numPr>
+              <w:tabs>
+                <w:tab w:val="left" w:pos="468"/>
+              </w:tabs>
+              <w:spacing w:before="119"/>
+              <w:rPr>
+                <w:i/>
+                <w:sz w:val="20"/>
+              </w:rPr>
+            </w:pPr>
+            <w:r>
+              <w:rPr>
+                <w:i/>
+                <w:sz w:val="20"/>
+              </w:rPr>
+              <w:t>Функция экспорта данных в PDF.</w:t>
+            </w:r>
+          </w:p>
+          <w:p>
+            <w:pPr>
+              <w:pStyle w:val="TableParagraph"/>
+              <w:tabs>
+                <w:tab w:val="left" w:pos="468"/>
+              </w:tabs>
+              <w:spacing w:before="119"/>
+              <w:ind w:left="108"/>
+              <w:rPr>
+                <w:i/>
+                <w:sz w:val="20"/>
+              </w:rPr>
+            </w:pPr>
           </w:p>
         </w:tc>
       </w:tr>
@@ -10780,11 +11221,8 @@
           <w:p>
             <w:pPr>
               <w:pStyle w:val="TableParagraph"/>
-              <w:tabs>
-                <w:tab w:val="left" w:pos="467"/>
-              </w:tabs>
               <w:spacing w:before="119"/>
-              <w:ind w:left="108"/>
+              <w:ind w:left="0" w:firstLine="566"/>
               <w:rPr>
                 <w:i/>
                 <w:sz w:val="20"/>
@@ -10815,10 +11253,8 @@
           <w:p>
             <w:pPr>
               <w:pStyle w:val="TableParagraph"/>
-              <w:tabs>
-                <w:tab w:val="left" w:pos="467"/>
-              </w:tabs>
               <w:spacing w:before="119"/>
+              <w:ind w:left="0" w:firstLine="566"/>
               <w:rPr>
                 <w:i/>
                 <w:sz w:val="20"/>
@@ -11020,7 +11456,7 @@
                 <w:spacing w:val="-2"/>
                 <w:sz w:val="20"/>
               </w:rPr>
-              <w:t xml:space="preserve">Дистрибутив </w:t>
+              <w:t>Веб-приложение</w:t>
             </w:r>
           </w:p>
           <w:p>
@@ -11039,7 +11475,7 @@
                 <w:spacing w:val="-2"/>
                 <w:sz w:val="20"/>
               </w:rPr>
-              <w:t>«Электронный журнал успеваемости v2.0.exe»</w:t>
+              <w:t>«Электронный журнал успеваемости»</w:t>
             </w:r>
           </w:p>
           <w:p>
@@ -11097,14 +11533,7 @@
                 <w:i/>
                 <w:sz w:val="20"/>
               </w:rPr>
-              <w:t xml:space="preserve">Функция </w:t>
-            </w:r>
-            <w:r>
-              <w:rPr>
-                <w:i/>
-                <w:sz w:val="20"/>
-              </w:rPr>
-              <w:t>генерации отчётов по успеваемости;</w:t>
+              <w:t>Модуль расписания уроков работает корректно (замены, переносы);</w:t>
             </w:r>
           </w:p>
           <w:p>
@@ -11123,26 +11552,45 @@
                 <w:sz w:val="20"/>
               </w:rPr>
             </w:pPr>
-            <w:r>
-              <w:rPr>
-                <w:i/>
-                <w:sz w:val="20"/>
-              </w:rPr>
-              <w:t xml:space="preserve">Функция </w:t>
-            </w:r>
-            <w:r>
-              <w:rPr>
-                <w:i/>
-                <w:sz w:val="20"/>
-              </w:rPr>
-              <w:t>экспорта данных в Excel и PDF</w:t>
-            </w:r>
-            <w:r>
-              <w:rPr>
-                <w:i/>
-                <w:sz w:val="20"/>
-              </w:rPr>
-              <w:t>.</w:t>
+            <w:proofErr w:type="spellStart"/>
+            <w:r>
+              <w:rPr>
+                <w:i/>
+                <w:sz w:val="20"/>
+              </w:rPr>
+              <w:t>Email</w:t>
+            </w:r>
+            <w:proofErr w:type="spellEnd"/>
+            <w:r>
+              <w:rPr>
+                <w:i/>
+                <w:sz w:val="20"/>
+              </w:rPr>
+              <w:t>-уведомления отправляются при выставлении оценки;</w:t>
+            </w:r>
+          </w:p>
+          <w:p>
+            <w:pPr>
+              <w:pStyle w:val="TableParagraph"/>
+              <w:numPr>
+                <w:ilvl w:val="0"/>
+                <w:numId w:val="7"/>
+              </w:numPr>
+              <w:tabs>
+                <w:tab w:val="left" w:pos="468"/>
+              </w:tabs>
+              <w:spacing w:before="119"/>
+              <w:rPr>
+                <w:i/>
+                <w:sz w:val="20"/>
+              </w:rPr>
+            </w:pPr>
+            <w:r>
+              <w:rPr>
+                <w:i/>
+                <w:sz w:val="20"/>
+              </w:rPr>
+              <w:t>Внутренние сообщения доставляются адресату;</w:t>
             </w:r>
           </w:p>
           <w:p>
@@ -11335,7 +11783,7 @@
                 <w:tab w:val="left" w:pos="467"/>
               </w:tabs>
               <w:spacing w:before="119"/>
-              <w:ind w:left="108"/>
+              <w:ind w:left="108" w:firstLine="458"/>
               <w:rPr>
                 <w:i/>
                 <w:sz w:val="20"/>
@@ -11370,6 +11818,7 @@
                 <w:tab w:val="left" w:pos="328"/>
               </w:tabs>
               <w:spacing w:before="121" w:line="210" w:lineRule="exact"/>
+              <w:ind w:firstLine="458"/>
               <w:rPr>
                 <w:i/>
                 <w:sz w:val="20"/>
@@ -15534,6 +15983,92 @@
     </w:lvl>
   </w:abstractNum>
   <w:abstractNum w:abstractNumId="12" w15:restartNumberingAfterBreak="0">
+    <w:nsid w:val="216A22EE"/>
+    <w:multiLevelType w:val="hybridMultilevel"/>
+    <w:tmpl w:val="679EB14E"/>
+    <w:lvl w:ilvl="0" w:tplc="0419000F">
+      <w:start w:val="1"/>
+      <w:numFmt w:val="decimal"/>
+      <w:lvlText w:val="%1."/>
+      <w:lvlJc w:val="left"/>
+      <w:pPr>
+        <w:ind w:left="720" w:hanging="360"/>
+      </w:pPr>
+    </w:lvl>
+    <w:lvl w:ilvl="1" w:tplc="04190019" w:tentative="1">
+      <w:start w:val="1"/>
+      <w:numFmt w:val="lowerLetter"/>
+      <w:lvlText w:val="%2."/>
+      <w:lvlJc w:val="left"/>
+      <w:pPr>
+        <w:ind w:left="1440" w:hanging="360"/>
+      </w:pPr>
+    </w:lvl>
+    <w:lvl w:ilvl="2" w:tplc="0419001B" w:tentative="1">
+      <w:start w:val="1"/>
+      <w:numFmt w:val="lowerRoman"/>
+      <w:lvlText w:val="%3."/>
+      <w:lvlJc w:val="right"/>
+      <w:pPr>
+        <w:ind w:left="2160" w:hanging="180"/>
+      </w:pPr>
+    </w:lvl>
+    <w:lvl w:ilvl="3" w:tplc="0419000F" w:tentative="1">
+      <w:start w:val="1"/>
+      <w:numFmt w:val="decimal"/>
+      <w:lvlText w:val="%4."/>
+      <w:lvlJc w:val="left"/>
+      <w:pPr>
+        <w:ind w:left="2880" w:hanging="360"/>
+      </w:pPr>
+    </w:lvl>
+    <w:lvl w:ilvl="4" w:tplc="04190019" w:tentative="1">
+      <w:start w:val="1"/>
+      <w:numFmt w:val="lowerLetter"/>
+      <w:lvlText w:val="%5."/>
+      <w:lvlJc w:val="left"/>
+      <w:pPr>
+        <w:ind w:left="3600" w:hanging="360"/>
+      </w:pPr>
+    </w:lvl>
+    <w:lvl w:ilvl="5" w:tplc="0419001B" w:tentative="1">
+      <w:start w:val="1"/>
+      <w:numFmt w:val="lowerRoman"/>
+      <w:lvlText w:val="%6."/>
+      <w:lvlJc w:val="right"/>
+      <w:pPr>
+        <w:ind w:left="4320" w:hanging="180"/>
+      </w:pPr>
+    </w:lvl>
+    <w:lvl w:ilvl="6" w:tplc="0419000F" w:tentative="1">
+      <w:start w:val="1"/>
+      <w:numFmt w:val="decimal"/>
+      <w:lvlText w:val="%7."/>
+      <w:lvlJc w:val="left"/>
+      <w:pPr>
+        <w:ind w:left="5040" w:hanging="360"/>
+      </w:pPr>
+    </w:lvl>
+    <w:lvl w:ilvl="7" w:tplc="04190019" w:tentative="1">
+      <w:start w:val="1"/>
+      <w:numFmt w:val="lowerLetter"/>
+      <w:lvlText w:val="%8."/>
+      <w:lvlJc w:val="left"/>
+      <w:pPr>
+        <w:ind w:left="5760" w:hanging="360"/>
+      </w:pPr>
+    </w:lvl>
+    <w:lvl w:ilvl="8" w:tplc="0419001B" w:tentative="1">
+      <w:start w:val="1"/>
+      <w:numFmt w:val="lowerRoman"/>
+      <w:lvlText w:val="%9."/>
+      <w:lvlJc w:val="right"/>
+      <w:pPr>
+        <w:ind w:left="6480" w:hanging="180"/>
+      </w:pPr>
+    </w:lvl>
+  </w:abstractNum>
+  <w:abstractNum w:abstractNumId="13" w15:restartNumberingAfterBreak="0">
     <w:nsid w:val="227F1FD4"/>
     <w:multiLevelType w:val="hybridMultilevel"/>
     <w:tmpl w:val="6AAE1B0A"/>
@@ -15663,7 +16198,7 @@
       </w:rPr>
     </w:lvl>
   </w:abstractNum>
-  <w:abstractNum w:abstractNumId="13" w15:restartNumberingAfterBreak="0">
+  <w:abstractNum w:abstractNumId="14" w15:restartNumberingAfterBreak="0">
     <w:nsid w:val="231E7261"/>
     <w:multiLevelType w:val="hybridMultilevel"/>
     <w:tmpl w:val="933AC14E"/>
@@ -15749,7 +16284,7 @@
       </w:pPr>
     </w:lvl>
   </w:abstractNum>
-  <w:abstractNum w:abstractNumId="14" w15:restartNumberingAfterBreak="0">
+  <w:abstractNum w:abstractNumId="15" w15:restartNumberingAfterBreak="0">
     <w:nsid w:val="23D3065E"/>
     <w:multiLevelType w:val="hybridMultilevel"/>
     <w:tmpl w:val="F4FCFEAC"/>
@@ -15870,7 +16405,7 @@
       </w:rPr>
     </w:lvl>
   </w:abstractNum>
-  <w:abstractNum w:abstractNumId="15" w15:restartNumberingAfterBreak="0">
+  <w:abstractNum w:abstractNumId="16" w15:restartNumberingAfterBreak="0">
     <w:nsid w:val="23F9504C"/>
     <w:multiLevelType w:val="hybridMultilevel"/>
     <w:tmpl w:val="5030B8DA"/>
@@ -15991,7 +16526,7 @@
       </w:rPr>
     </w:lvl>
   </w:abstractNum>
-  <w:abstractNum w:abstractNumId="16" w15:restartNumberingAfterBreak="0">
+  <w:abstractNum w:abstractNumId="17" w15:restartNumberingAfterBreak="0">
     <w:nsid w:val="26234152"/>
     <w:multiLevelType w:val="hybridMultilevel"/>
     <w:tmpl w:val="39422142"/>
@@ -16112,7 +16647,7 @@
       </w:rPr>
     </w:lvl>
   </w:abstractNum>
-  <w:abstractNum w:abstractNumId="17" w15:restartNumberingAfterBreak="0">
+  <w:abstractNum w:abstractNumId="18" w15:restartNumberingAfterBreak="0">
     <w:nsid w:val="2993305E"/>
     <w:multiLevelType w:val="multilevel"/>
     <w:tmpl w:val="78DC3452"/>
@@ -16225,7 +16760,7 @@
       </w:pPr>
     </w:lvl>
   </w:abstractNum>
-  <w:abstractNum w:abstractNumId="18" w15:restartNumberingAfterBreak="0">
+  <w:abstractNum w:abstractNumId="19" w15:restartNumberingAfterBreak="0">
     <w:nsid w:val="2A111BC8"/>
     <w:multiLevelType w:val="hybridMultilevel"/>
     <w:tmpl w:val="203AA310"/>
@@ -16346,7 +16881,7 @@
       </w:rPr>
     </w:lvl>
   </w:abstractNum>
-  <w:abstractNum w:abstractNumId="19" w15:restartNumberingAfterBreak="0">
+  <w:abstractNum w:abstractNumId="20" w15:restartNumberingAfterBreak="0">
     <w:nsid w:val="2A5705A7"/>
     <w:multiLevelType w:val="hybridMultilevel"/>
     <w:tmpl w:val="09CAE88A"/>
@@ -16467,7 +17002,7 @@
       </w:rPr>
     </w:lvl>
   </w:abstractNum>
-  <w:abstractNum w:abstractNumId="20" w15:restartNumberingAfterBreak="0">
+  <w:abstractNum w:abstractNumId="21" w15:restartNumberingAfterBreak="0">
     <w:nsid w:val="2D9D2826"/>
     <w:multiLevelType w:val="hybridMultilevel"/>
     <w:tmpl w:val="D00A8C34"/>
@@ -16589,7 +17124,7 @@
       </w:rPr>
     </w:lvl>
   </w:abstractNum>
-  <w:abstractNum w:abstractNumId="21" w15:restartNumberingAfterBreak="0">
+  <w:abstractNum w:abstractNumId="22" w15:restartNumberingAfterBreak="0">
     <w:nsid w:val="30295779"/>
     <w:multiLevelType w:val="hybridMultilevel"/>
     <w:tmpl w:val="EC6EE398"/>
@@ -16675,7 +17210,7 @@
       </w:pPr>
     </w:lvl>
   </w:abstractNum>
-  <w:abstractNum w:abstractNumId="22" w15:restartNumberingAfterBreak="0">
+  <w:abstractNum w:abstractNumId="23" w15:restartNumberingAfterBreak="0">
     <w:nsid w:val="31012B12"/>
     <w:multiLevelType w:val="hybridMultilevel"/>
     <w:tmpl w:val="3080FAB6"/>
@@ -16790,7 +17325,7 @@
       </w:rPr>
     </w:lvl>
   </w:abstractNum>
-  <w:abstractNum w:abstractNumId="23" w15:restartNumberingAfterBreak="0">
+  <w:abstractNum w:abstractNumId="24" w15:restartNumberingAfterBreak="0">
     <w:nsid w:val="348350DB"/>
     <w:multiLevelType w:val="hybridMultilevel"/>
     <w:tmpl w:val="2A8699B4"/>
@@ -16912,7 +17447,7 @@
       </w:rPr>
     </w:lvl>
   </w:abstractNum>
-  <w:abstractNum w:abstractNumId="24" w15:restartNumberingAfterBreak="0">
+  <w:abstractNum w:abstractNumId="25" w15:restartNumberingAfterBreak="0">
     <w:nsid w:val="354A180B"/>
     <w:multiLevelType w:val="hybridMultilevel"/>
     <w:tmpl w:val="0D783A98"/>
@@ -17034,7 +17569,7 @@
       </w:rPr>
     </w:lvl>
   </w:abstractNum>
-  <w:abstractNum w:abstractNumId="25" w15:restartNumberingAfterBreak="0">
+  <w:abstractNum w:abstractNumId="26" w15:restartNumberingAfterBreak="0">
     <w:nsid w:val="36092D87"/>
     <w:multiLevelType w:val="hybridMultilevel"/>
     <w:tmpl w:val="B660F600"/>
@@ -17155,7 +17690,7 @@
       </w:rPr>
     </w:lvl>
   </w:abstractNum>
-  <w:abstractNum w:abstractNumId="26" w15:restartNumberingAfterBreak="0">
+  <w:abstractNum w:abstractNumId="27" w15:restartNumberingAfterBreak="0">
     <w:nsid w:val="3C635627"/>
     <w:multiLevelType w:val="multilevel"/>
     <w:tmpl w:val="B3E4B4B0"/>
@@ -17297,7 +17832,7 @@
       </w:rPr>
     </w:lvl>
   </w:abstractNum>
-  <w:abstractNum w:abstractNumId="27" w15:restartNumberingAfterBreak="0">
+  <w:abstractNum w:abstractNumId="28" w15:restartNumberingAfterBreak="0">
     <w:nsid w:val="3C820D80"/>
     <w:multiLevelType w:val="hybridMultilevel"/>
     <w:tmpl w:val="34FE65A0"/>
@@ -17418,7 +17953,7 @@
       </w:rPr>
     </w:lvl>
   </w:abstractNum>
-  <w:abstractNum w:abstractNumId="28" w15:restartNumberingAfterBreak="0">
+  <w:abstractNum w:abstractNumId="29" w15:restartNumberingAfterBreak="0">
     <w:nsid w:val="3FC708BA"/>
     <w:multiLevelType w:val="hybridMultilevel"/>
     <w:tmpl w:val="136086CA"/>
@@ -17539,7 +18074,7 @@
       </w:rPr>
     </w:lvl>
   </w:abstractNum>
-  <w:abstractNum w:abstractNumId="29" w15:restartNumberingAfterBreak="0">
+  <w:abstractNum w:abstractNumId="30" w15:restartNumberingAfterBreak="0">
     <w:nsid w:val="42532A58"/>
     <w:multiLevelType w:val="hybridMultilevel"/>
     <w:tmpl w:val="47AABAEC"/>
@@ -17625,7 +18160,7 @@
       </w:pPr>
     </w:lvl>
   </w:abstractNum>
-  <w:abstractNum w:abstractNumId="30" w15:restartNumberingAfterBreak="0">
+  <w:abstractNum w:abstractNumId="31" w15:restartNumberingAfterBreak="0">
     <w:nsid w:val="442C184D"/>
     <w:multiLevelType w:val="hybridMultilevel"/>
     <w:tmpl w:val="F7BA41A0"/>
@@ -17747,7 +18282,7 @@
       </w:rPr>
     </w:lvl>
   </w:abstractNum>
-  <w:abstractNum w:abstractNumId="31" w15:restartNumberingAfterBreak="0">
+  <w:abstractNum w:abstractNumId="32" w15:restartNumberingAfterBreak="0">
     <w:nsid w:val="46097B91"/>
     <w:multiLevelType w:val="hybridMultilevel"/>
     <w:tmpl w:val="712AE844"/>
@@ -17869,7 +18404,7 @@
       </w:rPr>
     </w:lvl>
   </w:abstractNum>
-  <w:abstractNum w:abstractNumId="32" w15:restartNumberingAfterBreak="0">
+  <w:abstractNum w:abstractNumId="33" w15:restartNumberingAfterBreak="0">
     <w:nsid w:val="469511B9"/>
     <w:multiLevelType w:val="hybridMultilevel"/>
     <w:tmpl w:val="362C8F96"/>
@@ -17955,7 +18490,7 @@
       </w:pPr>
     </w:lvl>
   </w:abstractNum>
-  <w:abstractNum w:abstractNumId="33" w15:restartNumberingAfterBreak="0">
+  <w:abstractNum w:abstractNumId="34" w15:restartNumberingAfterBreak="0">
     <w:nsid w:val="495A4440"/>
     <w:multiLevelType w:val="hybridMultilevel"/>
     <w:tmpl w:val="31365306"/>
@@ -18076,7 +18611,7 @@
       </w:rPr>
     </w:lvl>
   </w:abstractNum>
-  <w:abstractNum w:abstractNumId="34" w15:restartNumberingAfterBreak="0">
+  <w:abstractNum w:abstractNumId="35" w15:restartNumberingAfterBreak="0">
     <w:nsid w:val="5A4546FA"/>
     <w:multiLevelType w:val="hybridMultilevel"/>
     <w:tmpl w:val="2B26C86E"/>
@@ -18198,7 +18733,7 @@
       </w:rPr>
     </w:lvl>
   </w:abstractNum>
-  <w:abstractNum w:abstractNumId="35" w15:restartNumberingAfterBreak="0">
+  <w:abstractNum w:abstractNumId="36" w15:restartNumberingAfterBreak="0">
     <w:nsid w:val="5AAB1793"/>
     <w:multiLevelType w:val="hybridMultilevel"/>
     <w:tmpl w:val="2124E460"/>
@@ -18319,7 +18854,7 @@
       </w:rPr>
     </w:lvl>
   </w:abstractNum>
-  <w:abstractNum w:abstractNumId="36" w15:restartNumberingAfterBreak="0">
+  <w:abstractNum w:abstractNumId="37" w15:restartNumberingAfterBreak="0">
     <w:nsid w:val="5B591EE4"/>
     <w:multiLevelType w:val="hybridMultilevel"/>
     <w:tmpl w:val="FCF60BBA"/>
@@ -18450,7 +18985,7 @@
       </w:rPr>
     </w:lvl>
   </w:abstractNum>
-  <w:abstractNum w:abstractNumId="37" w15:restartNumberingAfterBreak="0">
+  <w:abstractNum w:abstractNumId="38" w15:restartNumberingAfterBreak="0">
     <w:nsid w:val="5BA100C4"/>
     <w:multiLevelType w:val="hybridMultilevel"/>
     <w:tmpl w:val="026C2B72"/>
@@ -18572,7 +19107,7 @@
       </w:rPr>
     </w:lvl>
   </w:abstractNum>
-  <w:abstractNum w:abstractNumId="38" w15:restartNumberingAfterBreak="0">
+  <w:abstractNum w:abstractNumId="39" w15:restartNumberingAfterBreak="0">
     <w:nsid w:val="5F853998"/>
     <w:multiLevelType w:val="hybridMultilevel"/>
     <w:tmpl w:val="833C21E0"/>
@@ -18693,7 +19228,7 @@
       </w:rPr>
     </w:lvl>
   </w:abstractNum>
-  <w:abstractNum w:abstractNumId="39" w15:restartNumberingAfterBreak="0">
+  <w:abstractNum w:abstractNumId="40" w15:restartNumberingAfterBreak="0">
     <w:nsid w:val="608C16DA"/>
     <w:multiLevelType w:val="hybridMultilevel"/>
     <w:tmpl w:val="A30C9EDE"/>
@@ -18814,7 +19349,7 @@
       </w:rPr>
     </w:lvl>
   </w:abstractNum>
-  <w:abstractNum w:abstractNumId="40" w15:restartNumberingAfterBreak="0">
+  <w:abstractNum w:abstractNumId="41" w15:restartNumberingAfterBreak="0">
     <w:nsid w:val="692E5339"/>
     <w:multiLevelType w:val="hybridMultilevel"/>
     <w:tmpl w:val="D53E5712"/>
@@ -18936,7 +19471,7 @@
       </w:rPr>
     </w:lvl>
   </w:abstractNum>
-  <w:abstractNum w:abstractNumId="41" w15:restartNumberingAfterBreak="0">
+  <w:abstractNum w:abstractNumId="42" w15:restartNumberingAfterBreak="0">
     <w:nsid w:val="6FE44229"/>
     <w:multiLevelType w:val="hybridMultilevel"/>
     <w:tmpl w:val="B7C6B4A8"/>
@@ -19057,7 +19592,7 @@
       </w:rPr>
     </w:lvl>
   </w:abstractNum>
-  <w:abstractNum w:abstractNumId="42" w15:restartNumberingAfterBreak="0">
+  <w:abstractNum w:abstractNumId="43" w15:restartNumberingAfterBreak="0">
     <w:nsid w:val="6FFC6D9D"/>
     <w:multiLevelType w:val="hybridMultilevel"/>
     <w:tmpl w:val="FFA4DC36"/>
@@ -19179,7 +19714,7 @@
       </w:rPr>
     </w:lvl>
   </w:abstractNum>
-  <w:abstractNum w:abstractNumId="43" w15:restartNumberingAfterBreak="0">
+  <w:abstractNum w:abstractNumId="44" w15:restartNumberingAfterBreak="0">
     <w:nsid w:val="702F0EF7"/>
     <w:multiLevelType w:val="hybridMultilevel"/>
     <w:tmpl w:val="BC160B62"/>
@@ -19301,7 +19836,7 @@
       </w:rPr>
     </w:lvl>
   </w:abstractNum>
-  <w:abstractNum w:abstractNumId="44" w15:restartNumberingAfterBreak="0">
+  <w:abstractNum w:abstractNumId="45" w15:restartNumberingAfterBreak="0">
     <w:nsid w:val="71C01BE0"/>
     <w:multiLevelType w:val="hybridMultilevel"/>
     <w:tmpl w:val="42B8F610"/>
@@ -19387,7 +19922,7 @@
       </w:pPr>
     </w:lvl>
   </w:abstractNum>
-  <w:abstractNum w:abstractNumId="45" w15:restartNumberingAfterBreak="0">
+  <w:abstractNum w:abstractNumId="46" w15:restartNumberingAfterBreak="0">
     <w:nsid w:val="72C5533A"/>
     <w:multiLevelType w:val="hybridMultilevel"/>
     <w:tmpl w:val="46B2A866"/>
@@ -19509,7 +20044,7 @@
       </w:rPr>
     </w:lvl>
   </w:abstractNum>
-  <w:abstractNum w:abstractNumId="46" w15:restartNumberingAfterBreak="0">
+  <w:abstractNum w:abstractNumId="47" w15:restartNumberingAfterBreak="0">
     <w:nsid w:val="73E57ACF"/>
     <w:multiLevelType w:val="hybridMultilevel"/>
     <w:tmpl w:val="38D0FD4A"/>
@@ -19630,7 +20165,7 @@
       </w:rPr>
     </w:lvl>
   </w:abstractNum>
-  <w:abstractNum w:abstractNumId="47" w15:restartNumberingAfterBreak="0">
+  <w:abstractNum w:abstractNumId="48" w15:restartNumberingAfterBreak="0">
     <w:nsid w:val="77A663F7"/>
     <w:multiLevelType w:val="hybridMultilevel"/>
     <w:tmpl w:val="7354D8DC"/>
@@ -19751,7 +20286,7 @@
       </w:rPr>
     </w:lvl>
   </w:abstractNum>
-  <w:abstractNum w:abstractNumId="48" w15:restartNumberingAfterBreak="0">
+  <w:abstractNum w:abstractNumId="49" w15:restartNumberingAfterBreak="0">
     <w:nsid w:val="781805AF"/>
     <w:multiLevelType w:val="hybridMultilevel"/>
     <w:tmpl w:val="5400F836"/>
@@ -19837,7 +20372,7 @@
       </w:pPr>
     </w:lvl>
   </w:abstractNum>
-  <w:abstractNum w:abstractNumId="49" w15:restartNumberingAfterBreak="0">
+  <w:abstractNum w:abstractNumId="50" w15:restartNumberingAfterBreak="0">
     <w:nsid w:val="7BC6256D"/>
     <w:multiLevelType w:val="hybridMultilevel"/>
     <w:tmpl w:val="09C2C45E"/>
@@ -19959,7 +20494,7 @@
       </w:rPr>
     </w:lvl>
   </w:abstractNum>
-  <w:abstractNum w:abstractNumId="50" w15:restartNumberingAfterBreak="0">
+  <w:abstractNum w:abstractNumId="51" w15:restartNumberingAfterBreak="0">
     <w:nsid w:val="7C731B66"/>
     <w:multiLevelType w:val="hybridMultilevel"/>
     <w:tmpl w:val="8864F8CA"/>
@@ -20081,7 +20616,7 @@
       </w:rPr>
     </w:lvl>
   </w:abstractNum>
-  <w:abstractNum w:abstractNumId="51" w15:restartNumberingAfterBreak="0">
+  <w:abstractNum w:abstractNumId="52" w15:restartNumberingAfterBreak="0">
     <w:nsid w:val="7D893311"/>
     <w:multiLevelType w:val="multilevel"/>
     <w:tmpl w:val="7FF8EBDE"/>
@@ -20194,7 +20729,7 @@
       </w:rPr>
     </w:lvl>
   </w:abstractNum>
-  <w:abstractNum w:abstractNumId="52" w15:restartNumberingAfterBreak="0">
+  <w:abstractNum w:abstractNumId="53" w15:restartNumberingAfterBreak="0">
     <w:nsid w:val="7E240235"/>
     <w:multiLevelType w:val="hybridMultilevel"/>
     <w:tmpl w:val="AC0CDC4C"/>
@@ -20280,7 +20815,7 @@
       </w:pPr>
     </w:lvl>
   </w:abstractNum>
-  <w:abstractNum w:abstractNumId="53" w15:restartNumberingAfterBreak="0">
+  <w:abstractNum w:abstractNumId="54" w15:restartNumberingAfterBreak="0">
     <w:nsid w:val="7E555E5F"/>
     <w:multiLevelType w:val="hybridMultilevel"/>
     <w:tmpl w:val="5CB048E6"/>
@@ -20408,160 +20943,163 @@
     <w:abstractNumId w:val="9"/>
   </w:num>
   <w:num w:numId="3" w16cid:durableId="1496149000">
-    <w:abstractNumId w:val="34"/>
+    <w:abstractNumId w:val="35"/>
   </w:num>
   <w:num w:numId="4" w16cid:durableId="1951860458">
-    <w:abstractNumId w:val="43"/>
+    <w:abstractNumId w:val="44"/>
   </w:num>
   <w:num w:numId="5" w16cid:durableId="430589857">
-    <w:abstractNumId w:val="24"/>
+    <w:abstractNumId w:val="25"/>
   </w:num>
   <w:num w:numId="6" w16cid:durableId="1014722336">
-    <w:abstractNumId w:val="19"/>
+    <w:abstractNumId w:val="20"/>
   </w:num>
   <w:num w:numId="7" w16cid:durableId="538318438">
     <w:abstractNumId w:val="11"/>
   </w:num>
   <w:num w:numId="8" w16cid:durableId="966162625">
-    <w:abstractNumId w:val="42"/>
+    <w:abstractNumId w:val="43"/>
   </w:num>
   <w:num w:numId="9" w16cid:durableId="1588809406">
-    <w:abstractNumId w:val="16"/>
+    <w:abstractNumId w:val="17"/>
   </w:num>
   <w:num w:numId="10" w16cid:durableId="1377698363">
-    <w:abstractNumId w:val="18"/>
+    <w:abstractNumId w:val="19"/>
   </w:num>
   <w:num w:numId="11" w16cid:durableId="2064403449">
     <w:abstractNumId w:val="2"/>
   </w:num>
   <w:num w:numId="12" w16cid:durableId="622540872">
-    <w:abstractNumId w:val="45"/>
+    <w:abstractNumId w:val="46"/>
   </w:num>
   <w:num w:numId="13" w16cid:durableId="1056315198">
-    <w:abstractNumId w:val="31"/>
+    <w:abstractNumId w:val="32"/>
   </w:num>
   <w:num w:numId="14" w16cid:durableId="1445151665">
     <w:abstractNumId w:val="6"/>
   </w:num>
   <w:num w:numId="15" w16cid:durableId="800878030">
-    <w:abstractNumId w:val="22"/>
+    <w:abstractNumId w:val="23"/>
   </w:num>
   <w:num w:numId="16" w16cid:durableId="1141769636">
-    <w:abstractNumId w:val="12"/>
+    <w:abstractNumId w:val="13"/>
   </w:num>
   <w:num w:numId="17" w16cid:durableId="1618291898">
     <w:abstractNumId w:val="10"/>
   </w:num>
   <w:num w:numId="18" w16cid:durableId="534730698">
-    <w:abstractNumId w:val="50"/>
+    <w:abstractNumId w:val="51"/>
   </w:num>
   <w:num w:numId="19" w16cid:durableId="1628975390">
-    <w:abstractNumId w:val="35"/>
+    <w:abstractNumId w:val="36"/>
   </w:num>
   <w:num w:numId="20" w16cid:durableId="955142748">
-    <w:abstractNumId w:val="33"/>
+    <w:abstractNumId w:val="34"/>
   </w:num>
   <w:num w:numId="21" w16cid:durableId="496074724">
     <w:abstractNumId w:val="8"/>
   </w:num>
   <w:num w:numId="22" w16cid:durableId="1521551189">
+    <w:abstractNumId w:val="29"/>
+  </w:num>
+  <w:num w:numId="23" w16cid:durableId="1484588459">
+    <w:abstractNumId w:val="42"/>
+  </w:num>
+  <w:num w:numId="24" w16cid:durableId="105513945">
+    <w:abstractNumId w:val="54"/>
+  </w:num>
+  <w:num w:numId="25" w16cid:durableId="2006854909">
+    <w:abstractNumId w:val="26"/>
+  </w:num>
+  <w:num w:numId="26" w16cid:durableId="1992362850">
     <w:abstractNumId w:val="28"/>
   </w:num>
-  <w:num w:numId="23" w16cid:durableId="1484588459">
-    <w:abstractNumId w:val="41"/>
-  </w:num>
-  <w:num w:numId="24" w16cid:durableId="105513945">
-    <w:abstractNumId w:val="53"/>
-  </w:num>
-  <w:num w:numId="25" w16cid:durableId="2006854909">
-    <w:abstractNumId w:val="25"/>
-  </w:num>
-  <w:num w:numId="26" w16cid:durableId="1992362850">
-    <w:abstractNumId w:val="27"/>
-  </w:num>
   <w:num w:numId="27" w16cid:durableId="986589398">
-    <w:abstractNumId w:val="47"/>
+    <w:abstractNumId w:val="48"/>
   </w:num>
   <w:num w:numId="28" w16cid:durableId="1464880516">
-    <w:abstractNumId w:val="38"/>
+    <w:abstractNumId w:val="39"/>
   </w:num>
   <w:num w:numId="29" w16cid:durableId="1421411459">
-    <w:abstractNumId w:val="14"/>
+    <w:abstractNumId w:val="15"/>
   </w:num>
   <w:num w:numId="30" w16cid:durableId="763571508">
-    <w:abstractNumId w:val="15"/>
+    <w:abstractNumId w:val="16"/>
   </w:num>
   <w:num w:numId="31" w16cid:durableId="1774472101">
-    <w:abstractNumId w:val="39"/>
+    <w:abstractNumId w:val="40"/>
   </w:num>
   <w:num w:numId="32" w16cid:durableId="227351383">
     <w:abstractNumId w:val="7"/>
   </w:num>
   <w:num w:numId="33" w16cid:durableId="1193491145">
-    <w:abstractNumId w:val="46"/>
+    <w:abstractNumId w:val="47"/>
   </w:num>
   <w:num w:numId="34" w16cid:durableId="954674127">
-    <w:abstractNumId w:val="49"/>
+    <w:abstractNumId w:val="50"/>
   </w:num>
   <w:num w:numId="35" w16cid:durableId="2041122076">
-    <w:abstractNumId w:val="30"/>
+    <w:abstractNumId w:val="31"/>
   </w:num>
   <w:num w:numId="36" w16cid:durableId="762185932">
-    <w:abstractNumId w:val="40"/>
+    <w:abstractNumId w:val="41"/>
   </w:num>
   <w:num w:numId="37" w16cid:durableId="1387293839">
-    <w:abstractNumId w:val="36"/>
+    <w:abstractNumId w:val="37"/>
   </w:num>
   <w:num w:numId="38" w16cid:durableId="617107421">
     <w:abstractNumId w:val="4"/>
   </w:num>
   <w:num w:numId="39" w16cid:durableId="990523813">
-    <w:abstractNumId w:val="37"/>
+    <w:abstractNumId w:val="38"/>
   </w:num>
   <w:num w:numId="40" w16cid:durableId="1606427236">
-    <w:abstractNumId w:val="20"/>
+    <w:abstractNumId w:val="21"/>
   </w:num>
   <w:num w:numId="41" w16cid:durableId="329336764">
-    <w:abstractNumId w:val="23"/>
+    <w:abstractNumId w:val="24"/>
   </w:num>
   <w:num w:numId="42" w16cid:durableId="1324046123">
     <w:abstractNumId w:val="5"/>
   </w:num>
   <w:num w:numId="43" w16cid:durableId="1016618658">
-    <w:abstractNumId w:val="26"/>
+    <w:abstractNumId w:val="27"/>
   </w:num>
   <w:num w:numId="44" w16cid:durableId="1139302316">
-    <w:abstractNumId w:val="17"/>
+    <w:abstractNumId w:val="18"/>
   </w:num>
   <w:num w:numId="45" w16cid:durableId="835922556">
     <w:abstractNumId w:val="1"/>
   </w:num>
   <w:num w:numId="46" w16cid:durableId="2105493463">
-    <w:abstractNumId w:val="32"/>
+    <w:abstractNumId w:val="33"/>
   </w:num>
   <w:num w:numId="47" w16cid:durableId="569460592">
-    <w:abstractNumId w:val="51"/>
+    <w:abstractNumId w:val="52"/>
   </w:num>
   <w:num w:numId="48" w16cid:durableId="1797210305">
-    <w:abstractNumId w:val="44"/>
+    <w:abstractNumId w:val="45"/>
   </w:num>
   <w:num w:numId="49" w16cid:durableId="1837569963">
-    <w:abstractNumId w:val="21"/>
+    <w:abstractNumId w:val="22"/>
   </w:num>
   <w:num w:numId="50" w16cid:durableId="18363772">
     <w:abstractNumId w:val="3"/>
   </w:num>
   <w:num w:numId="51" w16cid:durableId="1857453831">
-    <w:abstractNumId w:val="48"/>
+    <w:abstractNumId w:val="49"/>
   </w:num>
   <w:num w:numId="52" w16cid:durableId="512768871">
-    <w:abstractNumId w:val="13"/>
+    <w:abstractNumId w:val="14"/>
   </w:num>
   <w:num w:numId="53" w16cid:durableId="1793356328">
-    <w:abstractNumId w:val="29"/>
+    <w:abstractNumId w:val="30"/>
   </w:num>
   <w:num w:numId="54" w16cid:durableId="1215770626">
-    <w:abstractNumId w:val="52"/>
+    <w:abstractNumId w:val="53"/>
+  </w:num>
+  <w:num w:numId="55" w16cid:durableId="520625761">
+    <w:abstractNumId w:val="12"/>
   </w:num>
 </w:numbering>
 </file>
